--- a/data/outputs/v2/Grade11/Biology/Quizzes/SS1.1_Taxonomy_I/Biology_G11_SS1.1_Taxonomy_I_L4_AnswerKey.docx
+++ b/data/outputs/v2/Grade11/Biology/Quizzes/SS1.1_Taxonomy_I/Biology_G11_SS1.1_Taxonomy_I_L4_AnswerKey.docx
@@ -1220,7 +1220,7 @@
         </w:rPr>
         <w:t xml:space="preserve">© 2026 SeaVuria and ARES. Aligned with KICD objectives. Developed by SeaVuria; technical implementation by ARES (with AI assistance from Claude). Licensed under </w:t>
       </w:r>
-      <w:hyperlink w:history="1" r:id="rIdq5mn8i1sx9seu1btqpqty">
+      <w:hyperlink w:history="1" r:id="rId0wkxyxj1a6byaxe1cf9sf">
         <w:r>
           <w:rPr>
             <w:rFonts w:ascii="Arial" w:cs="Arial" w:eastAsia="Arial" w:hAnsi="Arial"/>
@@ -1241,7 +1241,7 @@
         </w:rPr>
         <w:t xml:space="preserve"> (</w:t>
       </w:r>
-      <w:hyperlink w:history="1" r:id="rIda3_7ctn8o_cush55tdmc2">
+      <w:hyperlink w:history="1" r:id="rIdgewkc8e2gq-qswaxfrkpn">
         <w:r>
           <w:rPr>
             <w:rFonts w:ascii="Arial" w:cs="Arial" w:eastAsia="Arial" w:hAnsi="Arial"/>

--- a/data/outputs/v2/Grade11/Biology/Quizzes/SS1.1_Taxonomy_I/Biology_G11_SS1.1_Taxonomy_I_L4_AnswerKey.docx
+++ b/data/outputs/v2/Grade11/Biology/Quizzes/SS1.1_Taxonomy_I/Biology_G11_SS1.1_Taxonomy_I_L4_AnswerKey.docx
@@ -1220,7 +1220,7 @@
         </w:rPr>
         <w:t xml:space="preserve">© 2026 SeaVuria and ARES. Aligned with KICD objectives. Developed by SeaVuria; technical implementation by ARES (with AI assistance from Claude). Licensed under </w:t>
       </w:r>
-      <w:hyperlink w:history="1" r:id="rId0wkxyxj1a6byaxe1cf9sf">
+      <w:hyperlink w:history="1" r:id="rIdc33tffty0qclz66mmfk9l">
         <w:r>
           <w:rPr>
             <w:rFonts w:ascii="Arial" w:cs="Arial" w:eastAsia="Arial" w:hAnsi="Arial"/>
@@ -1241,7 +1241,7 @@
         </w:rPr>
         <w:t xml:space="preserve"> (</w:t>
       </w:r>
-      <w:hyperlink w:history="1" r:id="rIdgewkc8e2gq-qswaxfrkpn">
+      <w:hyperlink w:history="1" r:id="rIdo6oxs6wmndszun5opxn6k">
         <w:r>
           <w:rPr>
             <w:rFonts w:ascii="Arial" w:cs="Arial" w:eastAsia="Arial" w:hAnsi="Arial"/>
